--- a/people-lead/word/andressa/08-workday-prioridades-abcd.docx
+++ b/people-lead/word/andressa/08-workday-prioridades-abcd.docx
@@ -4,47 +4,25 @@
   <w:body>
     <w:p>
       <w:pPr>
-        <w:jc w:val="center"/>
+        <w:jc w:val="left"/>
       </w:pPr>
       <w:r>
         <w:rPr>
-          <w:rFonts w:ascii="Calibri" w:hAnsi="Calibri" w:eastAsia="Calibri"/>
           <w:b/>
-          <w:i w:val="0"/>
           <w:color w:val="1F3A5F"/>
-          <w:sz w:val="24"/>
+          <w:sz w:val="40"/>
         </w:rPr>
-        <w:t>WORKDAY · PRIORIDADES FY26 + ABCD REFLECTIONS</w:t>
+        <w:t>Workday — Andressa Silva (MAPFRE)</w:t>
       </w:r>
     </w:p>
     <w:p>
-      <w:pPr>
-        <w:jc w:val="center"/>
-      </w:pPr>
       <w:r>
         <w:rPr>
-          <w:rFonts w:ascii="Calibri" w:hAnsi="Calibri" w:eastAsia="Calibri"/>
-          <w:b/>
-          <w:i w:val="0"/>
-          <w:color w:val="1F3A5F"/>
-          <w:sz w:val="40"/>
-        </w:rPr>
-        <w:t>Andressa Silva</w:t>
-      </w:r>
-    </w:p>
-    <w:p>
-      <w:pPr>
-        <w:jc w:val="center"/>
-      </w:pPr>
-      <w:r>
-        <w:rPr>
-          <w:rFonts w:ascii="Calibri" w:hAnsi="Calibri" w:eastAsia="Calibri"/>
-          <w:b w:val="0"/>
           <w:i/>
           <w:color w:val="555555"/>
-          <w:sz w:val="24"/>
+          <w:sz w:val="22"/>
         </w:rPr>
-        <w:t>MAPFRE · prazo 28/08/2026</w:t>
+        <w:t>Andressa Silva · People Lead · documento editável</w:t>
       </w:r>
     </w:p>
     <w:p/>
@@ -58,41 +36,20 @@
     </w:p>
     <w:p>
       <w:r>
-        <w:rPr>
-          <w:rFonts w:ascii="Calibri" w:hAnsi="Calibri" w:eastAsia="Calibri"/>
-          <w:b w:val="0"/>
-          <w:i w:val="0"/>
-          <w:sz w:val="22"/>
-        </w:rPr>
         <w:t>People Lead: Jônatas</w:t>
       </w:r>
     </w:p>
     <w:p>
       <w:r>
-        <w:rPr>
-          <w:rFonts w:ascii="Calibri" w:hAnsi="Calibri" w:eastAsia="Calibri"/>
-          <w:b w:val="0"/>
-          <w:i w:val="0"/>
-          <w:sz w:val="22"/>
-        </w:rPr>
         <w:t xml:space="preserve">Use este texto como </w:t>
       </w:r>
       <w:r>
         <w:rPr>
-          <w:rFonts w:ascii="Calibri" w:hAnsi="Calibri" w:eastAsia="Calibri"/>
           <w:b/>
-          <w:i w:val="0"/>
-          <w:sz w:val="22"/>
         </w:rPr>
         <w:t>base para colar</w:t>
       </w:r>
       <w:r>
-        <w:rPr>
-          <w:rFonts w:ascii="Calibri" w:hAnsi="Calibri" w:eastAsia="Calibri"/>
-          <w:b w:val="0"/>
-          <w:i w:val="0"/>
-          <w:sz w:val="22"/>
-        </w:rPr>
         <w:t xml:space="preserve"> no Workday. Ajuste nomes de entregas e Enterprise ID dos revisores antes de enviar.</w:t>
       </w:r>
     </w:p>
@@ -116,66 +73,33 @@
         <w:pStyle w:val="ListNumber"/>
       </w:pPr>
       <w:r>
-        <w:rPr>
-          <w:rFonts w:ascii="Calibri" w:hAnsi="Calibri" w:eastAsia="Calibri"/>
-          <w:b w:val="0"/>
-          <w:i w:val="0"/>
-          <w:sz w:val="22"/>
-        </w:rPr>
         <w:t xml:space="preserve">Workday → persona → </w:t>
       </w:r>
       <w:r>
         <w:rPr>
-          <w:rFonts w:ascii="Calibri" w:hAnsi="Calibri" w:eastAsia="Calibri"/>
           <w:b/>
-          <w:i w:val="0"/>
-          <w:sz w:val="22"/>
         </w:rPr>
         <w:t>View Profile</w:t>
       </w:r>
       <w:r>
-        <w:rPr>
-          <w:rFonts w:ascii="Calibri" w:hAnsi="Calibri" w:eastAsia="Calibri"/>
-          <w:b w:val="0"/>
-          <w:i w:val="0"/>
-          <w:sz w:val="22"/>
-        </w:rPr>
         <w:t xml:space="preserve"> → </w:t>
       </w:r>
       <w:r>
         <w:rPr>
-          <w:rFonts w:ascii="Calibri" w:hAnsi="Calibri" w:eastAsia="Calibri"/>
           <w:b/>
-          <w:i w:val="0"/>
-          <w:sz w:val="22"/>
         </w:rPr>
         <w:t>Performance</w:t>
       </w:r>
       <w:r>
-        <w:rPr>
-          <w:rFonts w:ascii="Calibri" w:hAnsi="Calibri" w:eastAsia="Calibri"/>
-          <w:b w:val="0"/>
-          <w:i w:val="0"/>
-          <w:sz w:val="22"/>
-        </w:rPr>
         <w:t xml:space="preserve"> → </w:t>
       </w:r>
       <w:r>
         <w:rPr>
-          <w:rFonts w:ascii="Calibri" w:hAnsi="Calibri" w:eastAsia="Calibri"/>
           <w:b/>
-          <w:i w:val="0"/>
-          <w:sz w:val="22"/>
         </w:rPr>
         <w:t>Priorities HomePage</w:t>
       </w:r>
       <w:r>
-        <w:rPr>
-          <w:rFonts w:ascii="Calibri" w:hAnsi="Calibri" w:eastAsia="Calibri"/>
-          <w:b w:val="0"/>
-          <w:i w:val="0"/>
-          <w:sz w:val="22"/>
-        </w:rPr>
         <w:t>.</w:t>
       </w:r>
     </w:p>
@@ -184,30 +108,15 @@
         <w:pStyle w:val="ListNumber"/>
       </w:pPr>
       <w:r>
-        <w:rPr>
-          <w:rFonts w:ascii="Calibri" w:hAnsi="Calibri" w:eastAsia="Calibri"/>
-          <w:b w:val="0"/>
-          <w:i w:val="0"/>
-          <w:sz w:val="22"/>
-        </w:rPr>
         <w:t xml:space="preserve">Garanta </w:t>
       </w:r>
       <w:r>
         <w:rPr>
-          <w:rFonts w:ascii="Calibri" w:hAnsi="Calibri" w:eastAsia="Calibri"/>
           <w:b/>
-          <w:i w:val="0"/>
-          <w:sz w:val="22"/>
         </w:rPr>
         <w:t>4 prioridades</w:t>
       </w:r>
       <w:r>
-        <w:rPr>
-          <w:rFonts w:ascii="Calibri" w:hAnsi="Calibri" w:eastAsia="Calibri"/>
-          <w:b w:val="0"/>
-          <w:i w:val="0"/>
-          <w:sz w:val="22"/>
-        </w:rPr>
         <w:t>, uma em cada categoria FY26.</w:t>
       </w:r>
     </w:p>
@@ -216,66 +125,33 @@
         <w:pStyle w:val="ListNumber"/>
       </w:pPr>
       <w:r>
-        <w:rPr>
-          <w:rFonts w:ascii="Calibri" w:hAnsi="Calibri" w:eastAsia="Calibri"/>
-          <w:b w:val="0"/>
-          <w:i w:val="0"/>
-          <w:sz w:val="22"/>
-        </w:rPr>
         <w:t xml:space="preserve">Depois: </w:t>
       </w:r>
       <w:r>
         <w:rPr>
-          <w:rFonts w:ascii="Calibri" w:hAnsi="Calibri" w:eastAsia="Calibri"/>
           <w:b/>
-          <w:i w:val="0"/>
-          <w:sz w:val="22"/>
         </w:rPr>
         <w:t>Iniciar a Reflexão</w:t>
       </w:r>
       <w:r>
-        <w:rPr>
-          <w:rFonts w:ascii="Calibri" w:hAnsi="Calibri" w:eastAsia="Calibri"/>
-          <w:b w:val="0"/>
-          <w:i w:val="0"/>
-          <w:sz w:val="22"/>
-        </w:rPr>
         <w:t xml:space="preserve"> / ABCD Reflections em cada uma e </w:t>
       </w:r>
       <w:r>
         <w:rPr>
-          <w:rFonts w:ascii="Calibri" w:hAnsi="Calibri" w:eastAsia="Calibri"/>
           <w:b/>
-          <w:i w:val="0"/>
-          <w:sz w:val="22"/>
         </w:rPr>
         <w:t>Enviar</w:t>
       </w:r>
       <w:r>
-        <w:rPr>
-          <w:rFonts w:ascii="Calibri" w:hAnsi="Calibri" w:eastAsia="Calibri"/>
-          <w:b w:val="0"/>
-          <w:i w:val="0"/>
-          <w:sz w:val="22"/>
-        </w:rPr>
         <w:t xml:space="preserve"> até </w:t>
       </w:r>
       <w:r>
         <w:rPr>
-          <w:rFonts w:ascii="Calibri" w:hAnsi="Calibri" w:eastAsia="Calibri"/>
           <w:b/>
-          <w:i w:val="0"/>
-          <w:sz w:val="22"/>
         </w:rPr>
         <w:t>28/08</w:t>
       </w:r>
       <w:r>
-        <w:rPr>
-          <w:rFonts w:ascii="Calibri" w:hAnsi="Calibri" w:eastAsia="Calibri"/>
-          <w:b w:val="0"/>
-          <w:i w:val="0"/>
-          <w:sz w:val="22"/>
-        </w:rPr>
         <w:t>.</w:t>
       </w:r>
     </w:p>
@@ -284,30 +160,15 @@
         <w:pStyle w:val="ListNumber"/>
       </w:pPr>
       <w:r>
-        <w:rPr>
-          <w:rFonts w:ascii="Calibri" w:hAnsi="Calibri" w:eastAsia="Calibri"/>
-          <w:b w:val="0"/>
-          <w:i w:val="0"/>
-          <w:sz w:val="22"/>
-        </w:rPr>
         <w:t xml:space="preserve">Revisores (até 2): Enterprise ID do </w:t>
       </w:r>
       <w:r>
         <w:rPr>
-          <w:rFonts w:ascii="Calibri" w:hAnsi="Calibri" w:eastAsia="Calibri"/>
           <w:b/>
-          <w:i w:val="0"/>
-          <w:sz w:val="22"/>
         </w:rPr>
         <w:t>Rafael Martins</w:t>
       </w:r>
       <w:r>
-        <w:rPr>
-          <w:rFonts w:ascii="Calibri" w:hAnsi="Calibri" w:eastAsia="Calibri"/>
-          <w:b w:val="0"/>
-          <w:i w:val="0"/>
-          <w:sz w:val="22"/>
-        </w:rPr>
         <w:t xml:space="preserve"> + colega Avanade (pedir ao PL se não souber).</w:t>
       </w:r>
     </w:p>
@@ -316,30 +177,15 @@
         <w:pStyle w:val="ListNumber"/>
       </w:pPr>
       <w:r>
-        <w:rPr>
-          <w:rFonts w:ascii="Calibri" w:hAnsi="Calibri" w:eastAsia="Calibri"/>
-          <w:b w:val="0"/>
-          <w:i w:val="0"/>
-          <w:sz w:val="22"/>
-        </w:rPr>
         <w:t xml:space="preserve">Conta do cliente: </w:t>
       </w:r>
       <w:r>
         <w:rPr>
-          <w:rFonts w:ascii="Calibri" w:hAnsi="Calibri" w:eastAsia="Calibri"/>
           <w:b/>
-          <w:i w:val="0"/>
-          <w:sz w:val="22"/>
         </w:rPr>
         <w:t>MAPFRE</w:t>
       </w:r>
       <w:r>
-        <w:rPr>
-          <w:rFonts w:ascii="Calibri" w:hAnsi="Calibri" w:eastAsia="Calibri"/>
-          <w:b w:val="0"/>
-          <w:i w:val="0"/>
-          <w:sz w:val="22"/>
-        </w:rPr>
         <w:t xml:space="preserve"> nas prioridades de Cliente e, se fizer sentido, IA.</w:t>
       </w:r>
     </w:p>
@@ -368,12 +214,6 @@
     </w:p>
     <w:p>
       <w:r>
-        <w:rPr>
-          <w:rFonts w:ascii="Calibri" w:hAnsi="Calibri" w:eastAsia="Calibri"/>
-          <w:b w:val="0"/>
-          <w:i w:val="0"/>
-          <w:sz w:val="22"/>
-        </w:rPr>
         <w:t>Entregar sustentação com qualidade e estabilidade para a MAPFRE</w:t>
       </w:r>
     </w:p>
@@ -387,12 +227,6 @@
     </w:p>
     <w:p>
       <w:r>
-        <w:rPr>
-          <w:rFonts w:ascii="Calibri" w:hAnsi="Calibri" w:eastAsia="Calibri"/>
-          <w:b w:val="0"/>
-          <w:i w:val="0"/>
-          <w:sz w:val="22"/>
-        </w:rPr>
         <w:t>Durante o FY26, atuar na sustentação do cliente MAPFRE com foco em análise e resolução de incidentes apontados pelo parceiro, redução de retrabalho operacional e continuidade do serviço. Contribuir para a confiança do cliente por meio de entregas consistentes, colaboração com o time misto (Avanade e cliente) e comunicação clara sobre causas e soluções, mesmo em ambiente de stack legado.</w:t>
       </w:r>
     </w:p>
@@ -406,12 +240,6 @@
     </w:p>
     <w:p>
       <w:r>
-        <w:rPr>
-          <w:rFonts w:ascii="Calibri" w:hAnsi="Calibri" w:eastAsia="Calibri"/>
-          <w:b w:val="0"/>
-          <w:i w:val="0"/>
-          <w:sz w:val="22"/>
-        </w:rPr>
         <w:t>Criação de Valor para o Cliente</w:t>
       </w:r>
     </w:p>
@@ -428,20 +256,11 @@
         <w:pStyle w:val="ListNumber"/>
       </w:pPr>
       <w:r>
-        <w:rPr>
-          <w:rFonts w:ascii="Calibri" w:hAnsi="Calibri" w:eastAsia="Calibri"/>
-          <w:b w:val="0"/>
-          <w:i w:val="0"/>
-          <w:sz w:val="22"/>
-        </w:rPr>
         <w:t xml:space="preserve">Entregas de Alta Qualidade / Entrega ao Cliente — Alvo: </w:t>
       </w:r>
       <w:r>
         <w:rPr>
-          <w:rFonts w:ascii="Calibri" w:hAnsi="Calibri" w:eastAsia="Calibri"/>
           <w:b/>
-          <w:i w:val="0"/>
-          <w:sz w:val="22"/>
         </w:rPr>
         <w:t>Client</w:t>
       </w:r>
@@ -451,20 +270,11 @@
         <w:pStyle w:val="ListNumber"/>
       </w:pPr>
       <w:r>
-        <w:rPr>
-          <w:rFonts w:ascii="Calibri" w:hAnsi="Calibri" w:eastAsia="Calibri"/>
-          <w:b w:val="0"/>
-          <w:i w:val="0"/>
-          <w:sz w:val="22"/>
-        </w:rPr>
         <w:t xml:space="preserve">KPIs Específicos de Projeto — Alvo: </w:t>
       </w:r>
       <w:r>
         <w:rPr>
-          <w:rFonts w:ascii="Calibri" w:hAnsi="Calibri" w:eastAsia="Calibri"/>
           <w:b/>
-          <w:i w:val="0"/>
-          <w:sz w:val="22"/>
         </w:rPr>
         <w:t>Client</w:t>
       </w:r>
@@ -474,20 +284,11 @@
         <w:pStyle w:val="ListNumber"/>
       </w:pPr>
       <w:r>
-        <w:rPr>
-          <w:rFonts w:ascii="Calibri" w:hAnsi="Calibri" w:eastAsia="Calibri"/>
-          <w:b w:val="0"/>
-          <w:i w:val="0"/>
-          <w:sz w:val="22"/>
-        </w:rPr>
         <w:t xml:space="preserve">Parcerias / Relacionamentos com Clientes — Alvo: </w:t>
       </w:r>
       <w:r>
         <w:rPr>
-          <w:rFonts w:ascii="Calibri" w:hAnsi="Calibri" w:eastAsia="Calibri"/>
           <w:b/>
-          <w:i w:val="0"/>
-          <w:sz w:val="22"/>
         </w:rPr>
         <w:t>Client</w:t>
       </w:r>
@@ -502,12 +303,6 @@
     </w:p>
     <w:p>
       <w:r>
-        <w:rPr>
-          <w:rFonts w:ascii="Calibri" w:hAnsi="Calibri" w:eastAsia="Calibri"/>
-          <w:b w:val="0"/>
-          <w:i w:val="0"/>
-          <w:sz w:val="22"/>
-        </w:rPr>
         <w:t>Em andamento (ou Concluída, se for o fechamento do ciclo)</w:t>
       </w:r>
     </w:p>
@@ -521,12 +316,6 @@
     </w:p>
     <w:p>
       <w:r>
-        <w:rPr>
-          <w:rFonts w:ascii="Calibri" w:hAnsi="Calibri" w:eastAsia="Calibri"/>
-          <w:b w:val="0"/>
-          <w:i w:val="0"/>
-          <w:sz w:val="22"/>
-        </w:rPr>
         <w:t>MAPFRE</w:t>
       </w:r>
     </w:p>
@@ -540,34 +329,16 @@
     </w:p>
     <w:p>
       <w:r>
-        <w:rPr>
-          <w:rFonts w:ascii="Calibri" w:hAnsi="Calibri" w:eastAsia="Calibri"/>
-          <w:b w:val="0"/>
-          <w:i w:val="0"/>
-          <w:sz w:val="22"/>
-        </w:rPr>
         <w:t>O que deu certo: mantive a operação de sustentação na MAPFRE com análise de incidentes do parceiro, diagnóstico em ambiente legado (incluindo integrações e dependências do sistema) e apoio ao time para restabelecer o funcionamento. O relacionamento com a colega Avanade e com o time do cliente ajudou a destravar problemas do dia a dia.</w:t>
       </w:r>
     </w:p>
     <w:p>
       <w:r>
-        <w:rPr>
-          <w:rFonts w:ascii="Calibri" w:hAnsi="Calibri" w:eastAsia="Calibri"/>
-          <w:b w:val="0"/>
-          <w:i w:val="0"/>
-          <w:sz w:val="22"/>
-        </w:rPr>
         <w:t>O que poderia ser melhor: documentar com mais frequência os casos resolvidos (causa, impacto, solução) para dar mais visibilidade ao valor entregue; antecipar alinhamento com o líder de projeto sobre percepção de performance; e buscar oportunidades de melhorar o processo de diagnóstico para reduzir tempo de estabilização.</w:t>
       </w:r>
     </w:p>
     <w:p>
       <w:r>
-        <w:rPr>
-          <w:rFonts w:ascii="Calibri" w:hAnsi="Calibri" w:eastAsia="Calibri"/>
-          <w:b w:val="0"/>
-          <w:i w:val="0"/>
-          <w:sz w:val="22"/>
-        </w:rPr>
         <w:t>Próximos passos: registrar evidências das principais entregas no ciclo, alinhar feedback com o líder de projeto e levar aprendizados de sustentação para o fechamento da autoavaliação.</w:t>
       </w:r>
     </w:p>
@@ -582,20 +353,11 @@
     <w:p>
       <w:r>
         <w:rPr>
-          <w:rFonts w:ascii="Calibri" w:hAnsi="Calibri" w:eastAsia="Calibri"/>
           <w:b/>
-          <w:i w:val="0"/>
-          <w:sz w:val="22"/>
         </w:rPr>
         <w:t>6–7</w:t>
       </w:r>
       <w:r>
-        <w:rPr>
-          <w:rFonts w:ascii="Calibri" w:hAnsi="Calibri" w:eastAsia="Calibri"/>
-          <w:b w:val="0"/>
-          <w:i w:val="0"/>
-          <w:sz w:val="22"/>
-        </w:rPr>
         <w:t xml:space="preserve"> (impacto médio-alto em sustentação; ajustar se você tiver entregas mais fortes para citar)</w:t>
       </w:r>
     </w:p>
@@ -612,12 +374,6 @@
         <w:pStyle w:val="ListBullet"/>
       </w:pPr>
       <w:r>
-        <w:rPr>
-          <w:rFonts w:ascii="Calibri" w:hAnsi="Calibri" w:eastAsia="Calibri"/>
-          <w:b w:val="0"/>
-          <w:i w:val="0"/>
-          <w:sz w:val="22"/>
-        </w:rPr>
         <w:t>“X incidentes/análises concluídas no período; Y casos com causa raiz identificada”</w:t>
       </w:r>
     </w:p>
@@ -626,12 +382,6 @@
         <w:pStyle w:val="ListBullet"/>
       </w:pPr>
       <w:r>
-        <w:rPr>
-          <w:rFonts w:ascii="Calibri" w:hAnsi="Calibri" w:eastAsia="Calibri"/>
-          <w:b w:val="0"/>
-          <w:i w:val="0"/>
-          <w:sz w:val="22"/>
-        </w:rPr>
         <w:t>“Suporte contínuo ao time MAPFRE em ambiente legado com foco em estabilidade”</w:t>
       </w:r>
     </w:p>
@@ -640,12 +390,6 @@
         <w:pStyle w:val="ListBullet"/>
       </w:pPr>
       <w:r>
-        <w:rPr>
-          <w:rFonts w:ascii="Calibri" w:hAnsi="Calibri" w:eastAsia="Calibri"/>
-          <w:b w:val="0"/>
-          <w:i w:val="0"/>
-          <w:sz w:val="22"/>
-        </w:rPr>
         <w:t>“Colaboração diária com time misto Avanade + cliente”</w:t>
       </w:r>
     </w:p>
@@ -674,12 +418,6 @@
     </w:p>
     <w:p>
       <w:r>
-        <w:rPr>
-          <w:rFonts w:ascii="Calibri" w:hAnsi="Calibri" w:eastAsia="Calibri"/>
-          <w:b w:val="0"/>
-          <w:i w:val="0"/>
-          <w:sz w:val="22"/>
-        </w:rPr>
         <w:t>Desenvolver trilha de IA e preparar uso prático de ferramentas assistidas</w:t>
       </w:r>
     </w:p>
@@ -693,12 +431,6 @@
     </w:p>
     <w:p>
       <w:r>
-        <w:rPr>
-          <w:rFonts w:ascii="Calibri" w:hAnsi="Calibri" w:eastAsia="Calibri"/>
-          <w:b w:val="0"/>
-          <w:i w:val="0"/>
-          <w:sz w:val="22"/>
-        </w:rPr>
         <w:t>Elevar a maturidade em Inteligência Artificial por meio de estudo contínuo (incluindo preparação para certificação foundations de IA), reflexão sobre tentativas anteriores (AI-900/AZ-900) e adoção gradual de ferramentas de IA/Copilot no trabalho diário de análise e sustentação, alinhada à estratégia da empresa de ser habilitada por IA. Registrar aprendizado, bloqueios (ex.: prova em inglês) e plano realista de evolução.</w:t>
       </w:r>
     </w:p>
@@ -712,12 +444,6 @@
     </w:p>
     <w:p>
       <w:r>
-        <w:rPr>
-          <w:rFonts w:ascii="Calibri" w:hAnsi="Calibri" w:eastAsia="Calibri"/>
-          <w:b w:val="0"/>
-          <w:i w:val="0"/>
-          <w:sz w:val="22"/>
-        </w:rPr>
         <w:t>Habilitação de IA</w:t>
       </w:r>
     </w:p>
@@ -734,20 +460,11 @@
         <w:pStyle w:val="ListNumber"/>
       </w:pPr>
       <w:r>
-        <w:rPr>
-          <w:rFonts w:ascii="Calibri" w:hAnsi="Calibri" w:eastAsia="Calibri"/>
-          <w:b w:val="0"/>
-          <w:i w:val="0"/>
-          <w:sz w:val="22"/>
-        </w:rPr>
         <w:t xml:space="preserve">Proficiência / Habilidades em IA — Alvo: </w:t>
       </w:r>
       <w:r>
         <w:rPr>
-          <w:rFonts w:ascii="Calibri" w:hAnsi="Calibri" w:eastAsia="Calibri"/>
           <w:b/>
-          <w:i w:val="0"/>
-          <w:sz w:val="22"/>
         </w:rPr>
         <w:t>Me</w:t>
       </w:r>
@@ -757,20 +474,11 @@
         <w:pStyle w:val="ListNumber"/>
       </w:pPr>
       <w:r>
-        <w:rPr>
-          <w:rFonts w:ascii="Calibri" w:hAnsi="Calibri" w:eastAsia="Calibri"/>
-          <w:b w:val="0"/>
-          <w:i w:val="0"/>
-          <w:sz w:val="22"/>
-        </w:rPr>
         <w:t xml:space="preserve">Habilidades / Especializações / Aprendizagem — Alvo: </w:t>
       </w:r>
       <w:r>
         <w:rPr>
-          <w:rFonts w:ascii="Calibri" w:hAnsi="Calibri" w:eastAsia="Calibri"/>
           <w:b/>
-          <w:i w:val="0"/>
-          <w:sz w:val="22"/>
         </w:rPr>
         <w:t>Me</w:t>
       </w:r>
@@ -780,30 +488,15 @@
         <w:pStyle w:val="ListNumber"/>
       </w:pPr>
       <w:r>
-        <w:rPr>
-          <w:rFonts w:ascii="Calibri" w:hAnsi="Calibri" w:eastAsia="Calibri"/>
-          <w:b w:val="0"/>
-          <w:i w:val="0"/>
-          <w:sz w:val="22"/>
-        </w:rPr>
         <w:t xml:space="preserve">Uso de Ferramentas de IA — Alvo: </w:t>
       </w:r>
       <w:r>
         <w:rPr>
-          <w:rFonts w:ascii="Calibri" w:hAnsi="Calibri" w:eastAsia="Calibri"/>
           <w:b/>
-          <w:i w:val="0"/>
-          <w:sz w:val="22"/>
         </w:rPr>
         <w:t>Me</w:t>
       </w:r>
       <w:r>
-        <w:rPr>
-          <w:rFonts w:ascii="Calibri" w:hAnsi="Calibri" w:eastAsia="Calibri"/>
-          <w:b w:val="0"/>
-          <w:i w:val="0"/>
-          <w:sz w:val="22"/>
-        </w:rPr>
         <w:t xml:space="preserve"> (ou Time, se já usar com a colega)</w:t>
       </w:r>
     </w:p>
@@ -817,12 +510,6 @@
     </w:p>
     <w:p>
       <w:r>
-        <w:rPr>
-          <w:rFonts w:ascii="Calibri" w:hAnsi="Calibri" w:eastAsia="Calibri"/>
-          <w:b w:val="0"/>
-          <w:i w:val="0"/>
-          <w:sz w:val="22"/>
-        </w:rPr>
         <w:t>Em andamento</w:t>
       </w:r>
     </w:p>
@@ -836,34 +523,16 @@
     </w:p>
     <w:p>
       <w:r>
-        <w:rPr>
-          <w:rFonts w:ascii="Calibri" w:hAnsi="Calibri" w:eastAsia="Calibri"/>
-          <w:b w:val="0"/>
-          <w:i w:val="0"/>
-          <w:sz w:val="22"/>
-        </w:rPr>
         <w:t>O que deu certo: mantive dedicação ao desenvolvimento em cloud/IA ao longo do ciclo, com estudo contínuo e múltiplas tentativas de certificação (incluindo AI-900). Já possuo SC-900 e DP-900 como base. Participei de Power Skills e mantive o tema de IA no radar alinhado à cobrança da empresa.</w:t>
       </w:r>
     </w:p>
     <w:p>
       <w:r>
-        <w:rPr>
-          <w:rFonts w:ascii="Calibri" w:hAnsi="Calibri" w:eastAsia="Calibri"/>
-          <w:b w:val="0"/>
-          <w:i w:val="0"/>
-          <w:sz w:val="22"/>
-        </w:rPr>
         <w:t>O que poderia ser melhor: a prova em inglês e o formato cronometrado foram barreiras; no fechamento, é mais honesto tratar a certificação como trilha (com inglês + próxima prova realista) do que como badge já conquistado. Também posso aumentar o uso prático de Copilot na análise de código/incidentes na MAPFRE, mesmo no legado.</w:t>
       </w:r>
     </w:p>
     <w:p>
       <w:r>
-        <w:rPr>
-          <w:rFonts w:ascii="Calibri" w:hAnsi="Calibri" w:eastAsia="Calibri"/>
-          <w:b w:val="0"/>
-          <w:i w:val="0"/>
-          <w:sz w:val="22"/>
-        </w:rPr>
         <w:t>Próximos passos: definir uma certificação realista (ex.: GitHub Foundations / retomada Azure) + rotina de inglês; preencher skill de Copilot no mini CV; usar IA de forma aplicada em tarefas de análise.</w:t>
       </w:r>
     </w:p>
@@ -878,20 +547,11 @@
     <w:p>
       <w:r>
         <w:rPr>
-          <w:rFonts w:ascii="Calibri" w:hAnsi="Calibri" w:eastAsia="Calibri"/>
           <w:b/>
-          <w:i w:val="0"/>
-          <w:sz w:val="22"/>
         </w:rPr>
         <w:t>5–6</w:t>
       </w:r>
       <w:r>
-        <w:rPr>
-          <w:rFonts w:ascii="Calibri" w:hAnsi="Calibri" w:eastAsia="Calibri"/>
-          <w:b w:val="0"/>
-          <w:i w:val="0"/>
-          <w:sz w:val="22"/>
-        </w:rPr>
         <w:t xml:space="preserve"> (esforço alto de aprendizado; badge AI-900 ainda não conquistado — seja honesta)</w:t>
       </w:r>
     </w:p>
@@ -908,12 +568,6 @@
         <w:pStyle w:val="ListBullet"/>
       </w:pPr>
       <w:r>
-        <w:rPr>
-          <w:rFonts w:ascii="Calibri" w:hAnsi="Calibri" w:eastAsia="Calibri"/>
-          <w:b w:val="0"/>
-          <w:i w:val="0"/>
-          <w:sz w:val="22"/>
-        </w:rPr>
         <w:t>“Estudo contínuo de IA/Azure; tentativas de AI-900; SC-900 e DP-900 conquistadas”</w:t>
       </w:r>
     </w:p>
@@ -922,12 +576,6 @@
         <w:pStyle w:val="ListBullet"/>
       </w:pPr>
       <w:r>
-        <w:rPr>
-          <w:rFonts w:ascii="Calibri" w:hAnsi="Calibri" w:eastAsia="Calibri"/>
-          <w:b w:val="0"/>
-          <w:i w:val="0"/>
-          <w:sz w:val="22"/>
-        </w:rPr>
         <w:t>“Power Skills em andamento/concluído; plano de trilha FY27 para AI-900/901”</w:t>
       </w:r>
     </w:p>
@@ -936,12 +584,6 @@
         <w:pStyle w:val="ListBullet"/>
       </w:pPr>
       <w:r>
-        <w:rPr>
-          <w:rFonts w:ascii="Calibri" w:hAnsi="Calibri" w:eastAsia="Calibri"/>
-          <w:b w:val="0"/>
-          <w:i w:val="0"/>
-          <w:sz w:val="22"/>
-        </w:rPr>
         <w:t>“Início de uso de Copilot em tarefas de análise (ajustar se já usa mais)”</w:t>
       </w:r>
     </w:p>
@@ -970,12 +612,6 @@
     </w:p>
     <w:p>
       <w:r>
-        <w:rPr>
-          <w:rFonts w:ascii="Calibri" w:hAnsi="Calibri" w:eastAsia="Calibri"/>
-          <w:b w:val="0"/>
-          <w:i w:val="0"/>
-          <w:sz w:val="22"/>
-        </w:rPr>
         <w:t>Fortalecer colaboração, comunicação e desenvolvimento contínuo no time</w:t>
       </w:r>
     </w:p>
@@ -989,12 +625,6 @@
     </w:p>
     <w:p>
       <w:r>
-        <w:rPr>
-          <w:rFonts w:ascii="Calibri" w:hAnsi="Calibri" w:eastAsia="Calibri"/>
-          <w:b w:val="0"/>
-          <w:i w:val="0"/>
-          <w:sz w:val="22"/>
-        </w:rPr>
         <w:t>Contribuir para um ambiente de trabalho colaborativo e inclusivo na atuação com o time da MAPFRE e com a Avanade, por meio de comunicação clara com gestor e pares, apoio mútuo na resolução de problemas, participação em ações de desenvolvimento (Power Skills) e alinhamento contínuo com o People Lead sobre carreira, expectativas e bem-estar no ciclo.</w:t>
       </w:r>
     </w:p>
@@ -1008,12 +638,6 @@
     </w:p>
     <w:p>
       <w:r>
-        <w:rPr>
-          <w:rFonts w:ascii="Calibri" w:hAnsi="Calibri" w:eastAsia="Calibri"/>
-          <w:b w:val="0"/>
-          <w:i w:val="0"/>
-          <w:sz w:val="22"/>
-        </w:rPr>
         <w:t>Ótimo Lugar para Trabalhar para Reinventores</w:t>
       </w:r>
     </w:p>
@@ -1030,20 +654,11 @@
         <w:pStyle w:val="ListNumber"/>
       </w:pPr>
       <w:r>
-        <w:rPr>
-          <w:rFonts w:ascii="Calibri" w:hAnsi="Calibri" w:eastAsia="Calibri"/>
-          <w:b w:val="0"/>
-          <w:i w:val="0"/>
-          <w:sz w:val="22"/>
-        </w:rPr>
         <w:t xml:space="preserve">Habilidades / Especializações / Aprendizagem — Alvo: </w:t>
       </w:r>
       <w:r>
         <w:rPr>
-          <w:rFonts w:ascii="Calibri" w:hAnsi="Calibri" w:eastAsia="Calibri"/>
           <w:b/>
-          <w:i w:val="0"/>
-          <w:sz w:val="22"/>
         </w:rPr>
         <w:t>Me</w:t>
       </w:r>
@@ -1053,20 +668,11 @@
         <w:pStyle w:val="ListNumber"/>
       </w:pPr>
       <w:r>
-        <w:rPr>
-          <w:rFonts w:ascii="Calibri" w:hAnsi="Calibri" w:eastAsia="Calibri"/>
-          <w:b w:val="0"/>
-          <w:i w:val="0"/>
-          <w:sz w:val="22"/>
-        </w:rPr>
         <w:t xml:space="preserve">(se houver) métrica de colaboração/engajamento de time — Alvo: </w:t>
       </w:r>
       <w:r>
         <w:rPr>
-          <w:rFonts w:ascii="Calibri" w:hAnsi="Calibri" w:eastAsia="Calibri"/>
           <w:b/>
-          <w:i w:val="0"/>
-          <w:sz w:val="22"/>
         </w:rPr>
         <w:t>Time</w:t>
       </w:r>
@@ -1076,38 +682,20 @@
         <w:pStyle w:val="ListNumber"/>
       </w:pPr>
       <w:r>
-        <w:rPr>
-          <w:rFonts w:ascii="Calibri" w:hAnsi="Calibri" w:eastAsia="Calibri"/>
-          <w:b w:val="0"/>
-          <w:i w:val="0"/>
-          <w:sz w:val="22"/>
-        </w:rPr>
         <w:t xml:space="preserve">Mentoria / desenvolvimento (se aplicável) — Alvo: </w:t>
       </w:r>
       <w:r>
         <w:rPr>
-          <w:rFonts w:ascii="Calibri" w:hAnsi="Calibri" w:eastAsia="Calibri"/>
           <w:b/>
-          <w:i w:val="0"/>
-          <w:sz w:val="22"/>
         </w:rPr>
         <w:t>Me</w:t>
       </w:r>
       <w:r>
-        <w:rPr>
-          <w:rFonts w:ascii="Calibri" w:hAnsi="Calibri" w:eastAsia="Calibri"/>
-          <w:b w:val="0"/>
-          <w:i w:val="0"/>
-          <w:sz w:val="22"/>
-        </w:rPr>
         <w:t xml:space="preserve"> ou </w:t>
       </w:r>
       <w:r>
         <w:rPr>
-          <w:rFonts w:ascii="Calibri" w:hAnsi="Calibri" w:eastAsia="Calibri"/>
           <w:b/>
-          <w:i w:val="0"/>
-          <w:sz w:val="22"/>
         </w:rPr>
         <w:t>Time</w:t>
       </w:r>
@@ -1122,34 +710,16 @@
     </w:p>
     <w:p>
       <w:r>
-        <w:rPr>
-          <w:rFonts w:ascii="Calibri" w:hAnsi="Calibri" w:eastAsia="Calibri"/>
-          <w:b w:val="0"/>
-          <w:i w:val="0"/>
-          <w:sz w:val="22"/>
-        </w:rPr>
         <w:t>O que deu certo: mantive colaboração positiva com a colega Avanade e com o time do cliente; comunico ausências ao gestor; abri canal com o novo People Lead e aceitei cadência mensal de 1:1. Participei do Power Skills para desenvolver soft skills.</w:t>
       </w:r>
     </w:p>
     <w:p>
       <w:r>
-        <w:rPr>
-          <w:rFonts w:ascii="Calibri" w:hAnsi="Calibri" w:eastAsia="Calibri"/>
-          <w:b w:val="0"/>
-          <w:i w:val="0"/>
-          <w:sz w:val="22"/>
-        </w:rPr>
         <w:t>O que poderia ser melhor: aumentar visibilidade da minha atuação para o líder de projeto; participar mais das CALLs da prática (hoje conflita com daily/Power Skills) via gravação/resumo; transformar feedbacks informais em registro para o ciclo.</w:t>
       </w:r>
     </w:p>
     <w:p>
       <w:r>
-        <w:rPr>
-          <w:rFonts w:ascii="Calibri" w:hAnsi="Calibri" w:eastAsia="Calibri"/>
-          <w:b w:val="0"/>
-          <w:i w:val="0"/>
-          <w:sz w:val="22"/>
-        </w:rPr>
         <w:t>Próximos passos: café de alinhamento de percepção com o líder de projeto; manter 1:1s; registrar aprendizados de Power Skills na autoavaliação.</w:t>
       </w:r>
     </w:p>
@@ -1164,10 +734,7 @@
     <w:p>
       <w:r>
         <w:rPr>
-          <w:rFonts w:ascii="Calibri" w:hAnsi="Calibri" w:eastAsia="Calibri"/>
           <w:b/>
-          <w:i w:val="0"/>
-          <w:sz w:val="22"/>
         </w:rPr>
         <w:t>6–7</w:t>
       </w:r>
@@ -1197,12 +764,6 @@
     </w:p>
     <w:p>
       <w:r>
-        <w:rPr>
-          <w:rFonts w:ascii="Calibri" w:hAnsi="Calibri" w:eastAsia="Calibri"/>
-          <w:b w:val="0"/>
-          <w:i w:val="0"/>
-          <w:sz w:val="22"/>
-        </w:rPr>
         <w:t>Apoiar onboarding de novas participantes no Women In Tech</w:t>
       </w:r>
     </w:p>
@@ -1216,12 +777,6 @@
     </w:p>
     <w:p>
       <w:r>
-        <w:rPr>
-          <w:rFonts w:ascii="Calibri" w:hAnsi="Calibri" w:eastAsia="Calibri"/>
-          <w:b w:val="0"/>
-          <w:i w:val="0"/>
-          <w:sz w:val="22"/>
-        </w:rPr>
         <w:t>Contribuir com impacto positivo na comunidade interna por meio do voluntariado no grupo Women In Tech, apoiando o onboarding de novas participantes, fortalecendo inclusão e compartilhamento de conhecimento entre reinventoras.</w:t>
       </w:r>
     </w:p>
@@ -1235,12 +790,6 @@
     </w:p>
     <w:p>
       <w:r>
-        <w:rPr>
-          <w:rFonts w:ascii="Calibri" w:hAnsi="Calibri" w:eastAsia="Calibri"/>
-          <w:b w:val="0"/>
-          <w:i w:val="0"/>
-          <w:sz w:val="22"/>
-        </w:rPr>
         <w:t>Comunidade</w:t>
       </w:r>
     </w:p>
@@ -1257,20 +806,11 @@
         <w:pStyle w:val="ListNumber"/>
       </w:pPr>
       <w:r>
-        <w:rPr>
-          <w:rFonts w:ascii="Calibri" w:hAnsi="Calibri" w:eastAsia="Calibri"/>
-          <w:b w:val="0"/>
-          <w:i w:val="0"/>
-          <w:sz w:val="22"/>
-        </w:rPr>
         <w:t xml:space="preserve">Voluntariado Comunitário — Alvo: </w:t>
       </w:r>
       <w:r>
         <w:rPr>
-          <w:rFonts w:ascii="Calibri" w:hAnsi="Calibri" w:eastAsia="Calibri"/>
           <w:b/>
-          <w:i w:val="0"/>
-          <w:sz w:val="22"/>
         </w:rPr>
         <w:t>Me</w:t>
       </w:r>
@@ -1280,20 +820,11 @@
         <w:pStyle w:val="ListNumber"/>
       </w:pPr>
       <w:r>
-        <w:rPr>
-          <w:rFonts w:ascii="Calibri" w:hAnsi="Calibri" w:eastAsia="Calibri"/>
-          <w:b w:val="0"/>
-          <w:i w:val="0"/>
-          <w:sz w:val="22"/>
-        </w:rPr>
         <w:t xml:space="preserve">Cidadania Social e Ambiental / comunidade — Alvo: </w:t>
       </w:r>
       <w:r>
         <w:rPr>
-          <w:rFonts w:ascii="Calibri" w:hAnsi="Calibri" w:eastAsia="Calibri"/>
           <w:b/>
-          <w:i w:val="0"/>
-          <w:sz w:val="22"/>
         </w:rPr>
         <w:t>Me</w:t>
       </w:r>
@@ -1303,38 +834,20 @@
         <w:pStyle w:val="ListNumber"/>
       </w:pPr>
       <w:r>
-        <w:rPr>
-          <w:rFonts w:ascii="Calibri" w:hAnsi="Calibri" w:eastAsia="Calibri"/>
-          <w:b w:val="0"/>
-          <w:i w:val="0"/>
-          <w:sz w:val="22"/>
-        </w:rPr>
         <w:t xml:space="preserve">Conselho / Comitê Comunitário (se o grupo contar assim) — Alvo: </w:t>
       </w:r>
       <w:r>
         <w:rPr>
-          <w:rFonts w:ascii="Calibri" w:hAnsi="Calibri" w:eastAsia="Calibri"/>
           <w:b/>
-          <w:i w:val="0"/>
-          <w:sz w:val="22"/>
         </w:rPr>
         <w:t>Me</w:t>
       </w:r>
       <w:r>
-        <w:rPr>
-          <w:rFonts w:ascii="Calibri" w:hAnsi="Calibri" w:eastAsia="Calibri"/>
-          <w:b w:val="0"/>
-          <w:i w:val="0"/>
-          <w:sz w:val="22"/>
-        </w:rPr>
         <w:t xml:space="preserve"> ou </w:t>
       </w:r>
       <w:r>
         <w:rPr>
-          <w:rFonts w:ascii="Calibri" w:hAnsi="Calibri" w:eastAsia="Calibri"/>
           <w:b/>
-          <w:i w:val="0"/>
-          <w:sz w:val="22"/>
         </w:rPr>
         <w:t>Time</w:t>
       </w:r>
@@ -1349,34 +862,16 @@
     </w:p>
     <w:p>
       <w:r>
-        <w:rPr>
-          <w:rFonts w:ascii="Calibri" w:hAnsi="Calibri" w:eastAsia="Calibri"/>
-          <w:b w:val="0"/>
-          <w:i w:val="0"/>
-          <w:sz w:val="22"/>
-        </w:rPr>
         <w:t>O que deu certo: entrei no voluntariado do Women In Tech com foco em onboarding de novas participantes, contribuindo para acolhimento e inclusão.</w:t>
       </w:r>
     </w:p>
     <w:p>
       <w:r>
-        <w:rPr>
-          <w:rFonts w:ascii="Calibri" w:hAnsi="Calibri" w:eastAsia="Calibri"/>
-          <w:b w:val="0"/>
-          <w:i w:val="0"/>
-          <w:sz w:val="22"/>
-        </w:rPr>
         <w:t>O que poderia ser melhor: quantificar melhor a contribuição (número de pessoas apoiadas, encontros, materiais) e compartilhar aprendizados com o People Lead e no fechamento do ciclo.</w:t>
       </w:r>
     </w:p>
     <w:p>
       <w:r>
-        <w:rPr>
-          <w:rFonts w:ascii="Calibri" w:hAnsi="Calibri" w:eastAsia="Calibri"/>
-          <w:b w:val="0"/>
-          <w:i w:val="0"/>
-          <w:sz w:val="22"/>
-        </w:rPr>
         <w:t>Próximos passos: registrar evidências do voluntariado (quantas pessoas, o que foi feito) e manter a atuação no grupo.</w:t>
       </w:r>
     </w:p>
@@ -1391,20 +886,11 @@
     <w:p>
       <w:r>
         <w:rPr>
-          <w:rFonts w:ascii="Calibri" w:hAnsi="Calibri" w:eastAsia="Calibri"/>
           <w:b/>
-          <w:i w:val="0"/>
-          <w:sz w:val="22"/>
         </w:rPr>
         <w:t>6–8</w:t>
       </w:r>
       <w:r>
-        <w:rPr>
-          <w:rFonts w:ascii="Calibri" w:hAnsi="Calibri" w:eastAsia="Calibri"/>
-          <w:b w:val="0"/>
-          <w:i w:val="0"/>
-          <w:sz w:val="22"/>
-        </w:rPr>
         <w:t xml:space="preserve"> (subir se tiver números fortes)</w:t>
       </w:r>
     </w:p>
@@ -1421,12 +907,6 @@
         <w:pStyle w:val="ListBullet"/>
       </w:pPr>
       <w:r>
-        <w:rPr>
-          <w:rFonts w:ascii="Calibri" w:hAnsi="Calibri" w:eastAsia="Calibri"/>
-          <w:b w:val="0"/>
-          <w:i w:val="0"/>
-          <w:sz w:val="22"/>
-        </w:rPr>
         <w:t>“Atuação no Women In Tech — onboarding de novas participantes (completar com número de pessoas/encontros)”</w:t>
       </w:r>
     </w:p>
@@ -1450,12 +930,6 @@
         <w:pStyle w:val="ListBullet"/>
       </w:pPr>
       <w:r>
-        <w:rPr>
-          <w:rFonts w:ascii="Calibri" w:hAnsi="Calibri" w:eastAsia="Calibri"/>
-          <w:b w:val="0"/>
-          <w:i w:val="0"/>
-          <w:sz w:val="22"/>
-        </w:rPr>
         <w:t>☐ 4 prioridades salvas com categoria FY26</w:t>
       </w:r>
     </w:p>
@@ -1464,12 +938,6 @@
         <w:pStyle w:val="ListBullet"/>
       </w:pPr>
       <w:r>
-        <w:rPr>
-          <w:rFonts w:ascii="Calibri" w:hAnsi="Calibri" w:eastAsia="Calibri"/>
-          <w:b w:val="0"/>
-          <w:i w:val="0"/>
-          <w:sz w:val="22"/>
-        </w:rPr>
         <w:t>☐ Métricas + revisores (Enterprise ID) + MAPFRE onde couber</w:t>
       </w:r>
     </w:p>
@@ -1478,12 +946,6 @@
         <w:pStyle w:val="ListBullet"/>
       </w:pPr>
       <w:r>
-        <w:rPr>
-          <w:rFonts w:ascii="Calibri" w:hAnsi="Calibri" w:eastAsia="Calibri"/>
-          <w:b w:val="0"/>
-          <w:i w:val="0"/>
-          <w:sz w:val="22"/>
-        </w:rPr>
         <w:t>☐ Reflexão ABCD enviada nas 4</w:t>
       </w:r>
     </w:p>
@@ -1492,12 +954,6 @@
         <w:pStyle w:val="ListBullet"/>
       </w:pPr>
       <w:r>
-        <w:rPr>
-          <w:rFonts w:ascii="Calibri" w:hAnsi="Calibri" w:eastAsia="Calibri"/>
-          <w:b w:val="0"/>
-          <w:i w:val="0"/>
-          <w:sz w:val="22"/>
-        </w:rPr>
         <w:t>☐ Impacto 0–10 preenchido</w:t>
       </w:r>
     </w:p>
@@ -1506,12 +962,6 @@
         <w:pStyle w:val="ListBullet"/>
       </w:pPr>
       <w:r>
-        <w:rPr>
-          <w:rFonts w:ascii="Calibri" w:hAnsi="Calibri" w:eastAsia="Calibri"/>
-          <w:b w:val="0"/>
-          <w:i w:val="0"/>
-          <w:sz w:val="22"/>
-        </w:rPr>
         <w:t>☐ Avisar Jônatas no Teams/chat: “Workday + ABCD enviados”</w:t>
       </w:r>
     </w:p>
@@ -1528,12 +978,6 @@
         <w:pStyle w:val="ListBullet"/>
       </w:pPr>
       <w:r>
-        <w:rPr>
-          <w:rFonts w:ascii="Calibri" w:hAnsi="Calibri" w:eastAsia="Calibri"/>
-          <w:b w:val="0"/>
-          <w:i w:val="0"/>
-          <w:sz w:val="22"/>
-        </w:rPr>
         <w:t>Deixar só AI-900 como história principal sem falar da MAPFRE.</w:t>
       </w:r>
     </w:p>
@@ -1542,12 +986,6 @@
         <w:pStyle w:val="ListBullet"/>
       </w:pPr>
       <w:r>
-        <w:rPr>
-          <w:rFonts w:ascii="Calibri" w:hAnsi="Calibri" w:eastAsia="Calibri"/>
-          <w:b w:val="0"/>
-          <w:i w:val="0"/>
-          <w:sz w:val="22"/>
-        </w:rPr>
         <w:t>Inventar métricas que você não consegue defender com o líder.</w:t>
       </w:r>
     </w:p>
@@ -1556,35 +994,19 @@
         <w:pStyle w:val="ListBullet"/>
       </w:pPr>
       <w:r>
-        <w:rPr>
-          <w:rFonts w:ascii="Calibri" w:hAnsi="Calibri" w:eastAsia="Calibri"/>
-          <w:b w:val="0"/>
-          <w:i w:val="0"/>
-          <w:sz w:val="22"/>
-        </w:rPr>
         <w:t xml:space="preserve">Esquecer de clicar em </w:t>
       </w:r>
       <w:r>
         <w:rPr>
-          <w:rFonts w:ascii="Calibri" w:hAnsi="Calibri" w:eastAsia="Calibri"/>
           <w:b/>
-          <w:i w:val="0"/>
-          <w:sz w:val="22"/>
         </w:rPr>
         <w:t>Enviar</w:t>
       </w:r>
       <w:r>
-        <w:rPr>
-          <w:rFonts w:ascii="Calibri" w:hAnsi="Calibri" w:eastAsia="Calibri"/>
-          <w:b w:val="0"/>
-          <w:i w:val="0"/>
-          <w:sz w:val="22"/>
-        </w:rPr>
         <w:t xml:space="preserve"> (rascunho não conta).</w:t>
       </w:r>
     </w:p>
     <w:sectPr>
-      <w:footerReference w:type="default" r:id="rId9"/>
       <w:pgSz w:w="12240" w:h="15840"/>
       <w:pgMar w:top="1134" w:right="1247" w:bottom="1134" w:left="1247" w:header="720" w:footer="720" w:gutter="0"/>
       <w:cols w:space="720"/>
@@ -1592,27 +1014,6 @@
     </w:sectPr>
   </w:body>
 </w:document>
-</file>
-
-<file path=word/footer1.xml><?xml version="1.0" encoding="utf-8"?>
-<w:ftr xmlns:m="http://schemas.openxmlformats.org/officeDocument/2006/math" xmlns:mc="http://schemas.openxmlformats.org/markup-compatibility/2006" xmlns:mo="http://schemas.microsoft.com/office/mac/office/2008/main" xmlns:mv="urn:schemas-microsoft-com:mac:vml" xmlns:o="urn:schemas-microsoft-com:office:office" xmlns:r="http://schemas.openxmlformats.org/officeDocument/2006/relationships" xmlns:v="urn:schemas-microsoft-com:vml" xmlns:w10="urn:schemas-microsoft-com:office:word" xmlns:w14="http://schemas.microsoft.com/office/word/2010/wordml" xmlns:w="http://schemas.openxmlformats.org/wordprocessingml/2006/main" xmlns:wne="http://schemas.microsoft.com/office/word/2006/wordml" xmlns:wp14="http://schemas.microsoft.com/office/word/2010/wordprocessingDrawing" xmlns:wp="http://schemas.openxmlformats.org/drawingml/2006/wordprocessingDrawing" xmlns:wpc="http://schemas.microsoft.com/office/word/2010/wordprocessingCanvas" xmlns:wpg="http://schemas.microsoft.com/office/word/2010/wordprocessingGroup" xmlns:wpi="http://schemas.microsoft.com/office/word/2010/wordprocessingInk" xmlns:wps="http://schemas.microsoft.com/office/word/2010/wordprocessingShape" mc:Ignorable="w14 wp14">
-  <w:p>
-    <w:pPr>
-      <w:pStyle w:val="Footer"/>
-      <w:jc w:val="center"/>
-    </w:pPr>
-    <w:r>
-      <w:rPr>
-        <w:rFonts w:ascii="Calibri" w:hAnsi="Calibri" w:eastAsia="Calibri"/>
-        <w:b w:val="0"/>
-        <w:i/>
-        <w:color w:val="555555"/>
-        <w:sz w:val="16"/>
-      </w:rPr>
-      <w:t>People Lead · Andressa Silva · documento vivo · atualizar a cada 1:1</w:t>
-    </w:r>
-  </w:p>
-</w:ftr>
 </file>
 
 <file path=word/numbering.xml><?xml version="1.0" encoding="utf-8"?>
